--- a/templates/legal/raspiska_ru_uz.docx
+++ b/templates/legal/raspiska_ru_uz.docx
@@ -54,7 +54,7 @@
           <w:sz w:val="18"/>
           <w:szCs w:val="18"/>
         </w:rPr>
-        <w:t xml:space="preserve">(строки с чертой ____ заполняются собственноручно Должником)</w:t>
+        <w:t xml:space="preserve">(строки с чертой ____ в разделе о личных данных Должника заполняются собственноручно; сумма — печатается)</w:t>
       </w:r>
     </w:p>
     <w:p>
@@ -412,268 +412,120 @@
     </w:p>
     <w:p>
       <w:pPr>
+        <w:spacing w:after="300" w:line="276"/>
+        <w:jc w:val="both"/>
+      </w:pPr>
+      <w:r>
+        <w:rPr>
+          <w:rFonts w:ascii="Times New Roman" w:cs="Times New Roman" w:eastAsia="Times New Roman" w:hAnsi="Times New Roman"/>
+          <w:b w:val="false"/>
+          <w:bCs w:val="false"/>
+          <w:i w:val="false"/>
+          <w:iCs w:val="false"/>
+          <w:sz w:val="24"/>
+          <w:szCs w:val="24"/>
+        </w:rPr>
+        <w:t xml:space="preserve">далее именуемый(ая) «Должник», получил(а) от </w:t>
+      </w:r>
+      <w:r>
+        <w:rPr>
+          <w:rFonts w:ascii="Times New Roman" w:cs="Times New Roman" w:eastAsia="Times New Roman" w:hAnsi="Times New Roman"/>
+          <w:b w:val="false"/>
+          <w:bCs w:val="false"/>
+          <w:i/>
+          <w:iCs/>
+          <w:sz w:val="24"/>
+          <w:szCs w:val="24"/>
+        </w:rPr>
+        <w:t>{{ creditor_name }}</w:t>
+      </w:r>
+      <w:r>
+        <w:rPr>
+          <w:rFonts w:ascii="Times New Roman" w:cs="Times New Roman" w:eastAsia="Times New Roman" w:hAnsi="Times New Roman"/>
+          <w:b w:val="false"/>
+          <w:bCs w:val="false"/>
+          <w:i w:val="false"/>
+          <w:iCs w:val="false"/>
+          <w:sz w:val="24"/>
+          <w:szCs w:val="24"/>
+        </w:rPr>
+        <w:t xml:space="preserve"> (ИНН: {{ creditor_tin }}, юридический адрес: {{ creditor_address }}) (далее — «Кредитор»), в лице {{ creditor_representative_gen }}, действующего на основании {{ creditor_basis_ru }}, следующий товар: </w:t>
+      </w:r>
+      <w:r>
+        <w:rPr>
+          <w:rFonts w:ascii="Times New Roman" w:cs="Times New Roman" w:eastAsia="Times New Roman" w:hAnsi="Times New Roman"/>
+          <w:b w:val="false"/>
+          <w:bCs w:val="false"/>
+          <w:i/>
+          <w:iCs/>
+          <w:sz w:val="24"/>
+          <w:szCs w:val="24"/>
+        </w:rPr>
+        <w:t>{{ product_name }}</w:t>
+      </w:r>
+      <w:r>
+        <w:rPr>
+          <w:rFonts w:ascii="Times New Roman" w:cs="Times New Roman" w:eastAsia="Times New Roman" w:hAnsi="Times New Roman"/>
+          <w:b w:val="false"/>
+          <w:bCs w:val="false"/>
+          <w:i w:val="false"/>
+          <w:iCs w:val="false"/>
+          <w:sz w:val="24"/>
+          <w:szCs w:val="24"/>
+        </w:rPr>
+        <w:t xml:space="preserve">, общей стоимостью </w:t>
+      </w:r>
+      <w:r>
+        <w:rPr>
+          <w:rFonts w:ascii="Times New Roman" w:cs="Times New Roman" w:eastAsia="Times New Roman" w:hAnsi="Times New Roman"/>
+          <w:b/>
+          <w:bCs/>
+          <w:i w:val="false"/>
+          <w:iCs w:val="false"/>
+          <w:sz w:val="24"/>
+          <w:szCs w:val="24"/>
+        </w:rPr>
+        <w:t>{{ total_amount }} ({{ total_amount_words_ru }}) сум</w:t>
+      </w:r>
+      <w:r>
+        <w:rPr>
+          <w:rFonts w:ascii="Times New Roman" w:cs="Times New Roman" w:eastAsia="Times New Roman" w:hAnsi="Times New Roman"/>
+          <w:b w:val="false"/>
+          <w:bCs w:val="false"/>
+          <w:i w:val="false"/>
+          <w:iCs w:val="false"/>
+          <w:sz w:val="24"/>
+          <w:szCs w:val="24"/>
+        </w:rPr>
+        <w:t xml:space="preserve"> (далее — «Товар»).</w:t>
+      </w:r>
+    </w:p>
+    <w:p>
+      <w:pPr>
+        <w:spacing w:after="300" w:before="0" w:line="276"/>
+        <w:jc w:val="both"/>
+      </w:pPr>
+      <w:r>
+        <w:rPr>
+          <w:rFonts w:ascii="Times New Roman" w:cs="Times New Roman" w:eastAsia="Times New Roman" w:hAnsi="Times New Roman"/>
+          <w:b w:val="false"/>
+          <w:bCs w:val="false"/>
+          <w:i w:val="false"/>
+          <w:iCs w:val="false"/>
+          <w:sz w:val="24"/>
+          <w:szCs w:val="24"/>
+        </w:rPr>
+        <w:t xml:space="preserve">и обязуюсь оплатить его стоимость на следующих условиях:</w:t>
+      </w:r>
+    </w:p>
+    <w:p>
+      <w:pPr>
         <w:spacing w:after="200" w:line="276"/>
         <w:jc w:val="both"/>
       </w:pPr>
       <w:r>
         <w:rPr>
           <w:rFonts w:ascii="Times New Roman" w:cs="Times New Roman" w:eastAsia="Times New Roman" w:hAnsi="Times New Roman"/>
-          <w:b w:val="false"/>
-          <w:bCs w:val="false"/>
-          <w:i w:val="false"/>
-          <w:iCs w:val="false"/>
-          <w:sz w:val="24"/>
-          <w:szCs w:val="24"/>
-        </w:rPr>
-        <w:t xml:space="preserve">Должник получил(а) от </w:t>
-      </w:r>
-      <w:r>
-        <w:rPr>
-          <w:rFonts w:ascii="Times New Roman" w:cs="Times New Roman" w:eastAsia="Times New Roman" w:hAnsi="Times New Roman"/>
-          <w:b w:val="false"/>
-          <w:bCs w:val="false"/>
-          <w:i/>
-          <w:iCs/>
-          <w:sz w:val="24"/>
-          <w:szCs w:val="24"/>
-        </w:rPr>
-        <w:t>{{ creditor_name }}</w:t>
-      </w:r>
-      <w:r>
-        <w:rPr>
-          <w:rFonts w:ascii="Times New Roman" w:cs="Times New Roman" w:eastAsia="Times New Roman" w:hAnsi="Times New Roman"/>
-          <w:b w:val="false"/>
-          <w:bCs w:val="false"/>
-          <w:i w:val="false"/>
-          <w:iCs w:val="false"/>
-          <w:sz w:val="24"/>
-          <w:szCs w:val="24"/>
-        </w:rPr>
-        <w:t xml:space="preserve"> (ИНН: {{ creditor_tin }}, юридический адрес: {{ creditor_address }}), в лице {{ creditor_representative_gen }}, действующего на основании {{ creditor_basis_ru }}, далее именуемого «Кредитор», следующий товар: </w:t>
-      </w:r>
-      <w:r>
-        <w:rPr>
-          <w:rFonts w:ascii="Times New Roman" w:cs="Times New Roman" w:eastAsia="Times New Roman" w:hAnsi="Times New Roman"/>
-          <w:b w:val="false"/>
-          <w:bCs w:val="false"/>
-          <w:i/>
-          <w:iCs/>
-          <w:sz w:val="24"/>
-          <w:szCs w:val="24"/>
-        </w:rPr>
-        <w:t>{{ product_name }}</w:t>
-      </w:r>
-      <w:r>
-        <w:rPr>
-          <w:rFonts w:ascii="Times New Roman" w:cs="Times New Roman" w:eastAsia="Times New Roman" w:hAnsi="Times New Roman"/>
-          <w:b w:val="false"/>
-          <w:bCs w:val="false"/>
-          <w:i w:val="false"/>
-          <w:iCs w:val="false"/>
-          <w:sz w:val="24"/>
-          <w:szCs w:val="24"/>
-        </w:rPr>
-        <w:t xml:space="preserve">, общей стоимостью:</w:t>
-      </w:r>
-    </w:p>
-    <w:p>
-      <w:pPr>
-        <w:spacing w:after="40" w:line="276"/>
-        <w:jc w:val="left"/>
-      </w:pPr>
-      <w:r>
-        <w:rPr>
-          <w:rFonts w:ascii="Times New Roman" w:cs="Times New Roman" w:eastAsia="Times New Roman" w:hAnsi="Times New Roman"/>
-          <w:b w:val="false"/>
-          <w:bCs w:val="false"/>
-          <w:i w:val="false"/>
-          <w:iCs w:val="false"/>
-          <w:sz w:val="24"/>
-          <w:szCs w:val="24"/>
-        </w:rPr>
-        <w:t xml:space="preserve">Сумма цифрами: </w:t>
-      </w:r>
-      <w:r>
-        <w:rPr>
-          <w:rFonts w:ascii="Times New Roman" w:cs="Times New Roman" w:eastAsia="Times New Roman" w:hAnsi="Times New Roman"/>
-          <w:b w:val="false"/>
-          <w:bCs w:val="false"/>
-          <w:i w:val="false"/>
-          <w:iCs w:val="false"/>
-          <w:sz w:val="24"/>
-          <w:szCs w:val="24"/>
-        </w:rPr>
-        <w:t xml:space="preserve">______________________________________</w:t>
-      </w:r>
-      <w:r>
-        <w:rPr>
-          <w:rFonts w:ascii="Times New Roman" w:cs="Times New Roman" w:eastAsia="Times New Roman" w:hAnsi="Times New Roman"/>
-          <w:b w:val="false"/>
-          <w:bCs w:val="false"/>
-          <w:i w:val="false"/>
-          <w:iCs w:val="false"/>
-          <w:sz w:val="24"/>
-          <w:szCs w:val="24"/>
-        </w:rPr>
-        <w:t xml:space="preserve"> долларов США</w:t>
-      </w:r>
-    </w:p>
-    <w:p>
-      <w:pPr>
-        <w:spacing w:after="220" w:line="240"/>
-        <w:jc w:val="left"/>
-      </w:pPr>
-      <w:r>
-        <w:rPr>
-          <w:rFonts w:ascii="Times New Roman" w:cs="Times New Roman" w:eastAsia="Times New Roman" w:hAnsi="Times New Roman"/>
-          <w:i/>
-          <w:iCs/>
-          <w:color w:val="595959"/>
-          <w:sz w:val="18"/>
-          <w:szCs w:val="18"/>
-        </w:rPr>
-        <w:t xml:space="preserve">(сумма цифрами — от руки)</w:t>
-      </w:r>
-    </w:p>
-    <w:p>
-      <w:pPr>
-        <w:spacing w:after="40" w:before="0" w:line="276"/>
-        <w:jc w:val="left"/>
-      </w:pPr>
-      <w:r>
-        <w:rPr>
-          <w:rFonts w:ascii="Times New Roman" w:cs="Times New Roman" w:eastAsia="Times New Roman" w:hAnsi="Times New Roman"/>
-          <w:b w:val="false"/>
-          <w:bCs w:val="false"/>
-          <w:i w:val="false"/>
-          <w:iCs w:val="false"/>
-          <w:sz w:val="24"/>
-          <w:szCs w:val="24"/>
-        </w:rPr>
-        <w:t xml:space="preserve">Сумма прописью:</w:t>
-      </w:r>
-    </w:p>
-    <w:p>
-      <w:pPr>
-        <w:spacing w:after="40" w:line="276"/>
-        <w:jc w:val="left"/>
-      </w:pPr>
-      <w:r>
-        <w:rPr>
-          <w:rFonts w:ascii="Times New Roman" w:cs="Times New Roman" w:eastAsia="Times New Roman" w:hAnsi="Times New Roman"/>
-          <w:b w:val="false"/>
-          <w:bCs w:val="false"/>
-          <w:i w:val="false"/>
-          <w:iCs w:val="false"/>
-          <w:sz w:val="24"/>
-          <w:szCs w:val="24"/>
-        </w:rPr>
-        <w:t xml:space="preserve"/>
-      </w:r>
-      <w:r>
-        <w:rPr>
-          <w:rFonts w:ascii="Times New Roman" w:cs="Times New Roman" w:eastAsia="Times New Roman" w:hAnsi="Times New Roman"/>
-          <w:b w:val="false"/>
-          <w:bCs w:val="false"/>
-          <w:i w:val="false"/>
-          <w:iCs w:val="false"/>
-          <w:sz w:val="24"/>
-          <w:szCs w:val="24"/>
-        </w:rPr>
-        <w:t xml:space="preserve">____________________________________________________________________</w:t>
-      </w:r>
-    </w:p>
-    <w:p>
-      <w:pPr>
-        <w:spacing w:after="40" w:line="276"/>
-        <w:jc w:val="left"/>
-      </w:pPr>
-      <w:r>
-        <w:rPr>
-          <w:rFonts w:ascii="Times New Roman" w:cs="Times New Roman" w:eastAsia="Times New Roman" w:hAnsi="Times New Roman"/>
-          <w:b w:val="false"/>
-          <w:bCs w:val="false"/>
-          <w:i w:val="false"/>
-          <w:iCs w:val="false"/>
-          <w:sz w:val="24"/>
-          <w:szCs w:val="24"/>
-        </w:rPr>
-        <w:t xml:space="preserve"/>
-      </w:r>
-      <w:r>
-        <w:rPr>
-          <w:rFonts w:ascii="Times New Roman" w:cs="Times New Roman" w:eastAsia="Times New Roman" w:hAnsi="Times New Roman"/>
-          <w:b w:val="false"/>
-          <w:bCs w:val="false"/>
-          <w:i w:val="false"/>
-          <w:iCs w:val="false"/>
-          <w:sz w:val="24"/>
-          <w:szCs w:val="24"/>
-        </w:rPr>
-        <w:t xml:space="preserve">____________________________________________________________________</w:t>
-      </w:r>
-    </w:p>
-    <w:p>
-      <w:pPr>
-        <w:spacing w:after="220" w:line="240"/>
-        <w:jc w:val="left"/>
-      </w:pPr>
-      <w:r>
-        <w:rPr>
-          <w:rFonts w:ascii="Times New Roman" w:cs="Times New Roman" w:eastAsia="Times New Roman" w:hAnsi="Times New Roman"/>
-          <w:i/>
-          <w:iCs/>
-          <w:color w:val="595959"/>
-          <w:sz w:val="18"/>
-          <w:szCs w:val="18"/>
-        </w:rPr>
-        <w:t xml:space="preserve">(сумма прописью, полностью словами — от руки)</w:t>
-      </w:r>
-    </w:p>
-    <w:p>
-      <w:pPr>
-        <w:spacing w:after="300" w:before="0" w:line="276"/>
-        <w:jc w:val="left"/>
-      </w:pPr>
-      <w:r>
-        <w:rPr>
-          <w:rFonts w:ascii="Times New Roman" w:cs="Times New Roman" w:eastAsia="Times New Roman" w:hAnsi="Times New Roman"/>
-          <w:b w:val="false"/>
-          <w:bCs w:val="false"/>
-          <w:i w:val="false"/>
-          <w:iCs w:val="false"/>
-          <w:sz w:val="24"/>
-          <w:szCs w:val="24"/>
-        </w:rPr>
-        <w:t xml:space="preserve">(далее — «Товар»), далее именуемый(ая) «Должник»,</w:t>
-      </w:r>
-    </w:p>
-    <w:p>
-      <w:pPr>
-        <w:spacing w:after="300" w:before="0" w:line="276"/>
-        <w:jc w:val="both"/>
-      </w:pPr>
-      <w:r>
-        <w:rPr>
-          <w:rFonts w:ascii="Times New Roman" w:cs="Times New Roman" w:eastAsia="Times New Roman" w:hAnsi="Times New Roman"/>
-          <w:b w:val="false"/>
-          <w:bCs w:val="false"/>
-          <w:i w:val="false"/>
-          <w:iCs w:val="false"/>
-          <w:sz w:val="24"/>
-          <w:szCs w:val="24"/>
-        </w:rPr>
-        <w:t xml:space="preserve">и обязуюсь оплатить его стоимость на следующих условиях:</w:t>
-      </w:r>
-    </w:p>
-    <w:p>
-      <w:pPr>
-        <w:spacing w:after="200" w:line="276"/>
-        <w:jc w:val="both"/>
-      </w:pPr>
-      <w:r>
-        <w:rPr>
-          <w:rFonts w:ascii="Times New Roman" w:cs="Times New Roman" w:eastAsia="Times New Roman" w:hAnsi="Times New Roman"/>
           <w:b/>
           <w:bCs/>
           <w:i w:val="false"/>
@@ -693,37 +545,7 @@
           <w:sz w:val="24"/>
           <w:szCs w:val="24"/>
         </w:rPr>
-        <w:t xml:space="preserve">Стоимость Товара определена в долларах США и подлежит уплате в сумах Республики Узбекистан по официальному курсу Центрального банка Республики Узбекистан, действующему на день фактического платежа (статья 245 Гражданского кодекса Республики Узбекистан).</w:t>
-      </w:r>
-    </w:p>
-    <w:p>
-      <w:pPr>
-        <w:spacing w:after="200" w:line="276"/>
-        <w:jc w:val="both"/>
-      </w:pPr>
-      <w:r>
-        <w:rPr>
-          <w:rFonts w:ascii="Times New Roman" w:cs="Times New Roman" w:eastAsia="Times New Roman" w:hAnsi="Times New Roman"/>
-          <w:b/>
-          <w:bCs/>
-          <w:i w:val="false"/>
-          <w:iCs w:val="false"/>
-          <w:sz w:val="24"/>
-          <w:szCs w:val="24"/>
-        </w:rPr>
-        <w:t xml:space="preserve">2. </w:t>
-      </w:r>
-      <w:r>
-        <w:rPr>
-          <w:rFonts w:ascii="Times New Roman" w:cs="Times New Roman" w:eastAsia="Times New Roman" w:hAnsi="Times New Roman"/>
-          <w:b w:val="false"/>
-          <w:bCs w:val="false"/>
-          <w:i w:val="false"/>
-          <w:iCs w:val="false"/>
-          <w:sz w:val="24"/>
-          <w:szCs w:val="24"/>
-        </w:rPr>
-        <w:t>Должник обязуется полностью погасить указанную задолженность в срок с {{ start_date }} по {{ end_date }} согласно графику платежей, приведённому в пункте 3.</w:t>
+        <w:t>Должник обязуется полностью погасить указанную задолженность в срок с {{ start_date }} по {{ end_date }} согласно графику платежей, приведённому в пункте 2.</w:t>
       </w:r>
     </w:p>
     <w:p>
@@ -742,7 +564,7 @@
           <w:sz w:val="24"/>
           <w:szCs w:val="24"/>
         </w:rPr>
-        <w:t xml:space="preserve">3. </w:t>
+        <w:t xml:space="preserve">2. </w:t>
       </w:r>
       <w:r>
         <w:rPr>
@@ -801,6 +623,8 @@
                 <w:rFonts w:ascii="Times New Roman" w:cs="Times New Roman" w:eastAsia="Times New Roman" w:hAnsi="Times New Roman"/>
                 <w:b/>
                 <w:bCs/>
+                <w:i w:val="false"/>
+                <w:iCs w:val="false"/>
                 <w:sz w:val="24"/>
                 <w:szCs w:val="24"/>
               </w:rPr>
@@ -829,6 +653,8 @@
                 <w:rFonts w:ascii="Times New Roman" w:cs="Times New Roman" w:eastAsia="Times New Roman" w:hAnsi="Times New Roman"/>
                 <w:b/>
                 <w:bCs/>
+                <w:i w:val="false"/>
+                <w:iCs w:val="false"/>
                 <w:sz w:val="24"/>
                 <w:szCs w:val="24"/>
               </w:rPr>
@@ -857,6 +683,8 @@
                 <w:rFonts w:ascii="Times New Roman" w:cs="Times New Roman" w:eastAsia="Times New Roman" w:hAnsi="Times New Roman"/>
                 <w:b/>
                 <w:bCs/>
+                <w:i w:val="false"/>
+                <w:iCs w:val="false"/>
                 <w:sz w:val="24"/>
                 <w:szCs w:val="24"/>
               </w:rPr>
@@ -885,6 +713,8 @@
                 <w:rFonts w:ascii="Times New Roman" w:cs="Times New Roman" w:eastAsia="Times New Roman" w:hAnsi="Times New Roman"/>
                 <w:b/>
                 <w:bCs/>
+                <w:i w:val="false"/>
+                <w:iCs w:val="false"/>
                 <w:sz w:val="24"/>
                 <w:szCs w:val="24"/>
               </w:rPr>
@@ -917,6 +747,8 @@
                 <w:rFonts w:ascii="Times New Roman" w:cs="Times New Roman" w:eastAsia="Times New Roman" w:hAnsi="Times New Roman"/>
                 <w:b w:val="false"/>
                 <w:bCs w:val="false"/>
+                <w:i w:val="false"/>
+                <w:iCs w:val="false"/>
                 <w:sz w:val="24"/>
                 <w:szCs w:val="24"/>
               </w:rPr>
@@ -944,6 +776,8 @@
                 <w:rFonts w:ascii="Times New Roman" w:cs="Times New Roman" w:eastAsia="Times New Roman" w:hAnsi="Times New Roman"/>
                 <w:b w:val="false"/>
                 <w:bCs w:val="false"/>
+                <w:i w:val="false"/>
+                <w:iCs w:val="false"/>
                 <w:sz w:val="24"/>
                 <w:szCs w:val="24"/>
               </w:rPr>
@@ -970,6 +804,8 @@
                 <w:rFonts w:ascii="Times New Roman" w:cs="Times New Roman" w:eastAsia="Times New Roman" w:hAnsi="Times New Roman"/>
                 <w:b w:val="false"/>
                 <w:bCs w:val="false"/>
+                <w:i w:val="false"/>
+                <w:iCs w:val="false"/>
                 <w:sz w:val="24"/>
                 <w:szCs w:val="24"/>
               </w:rPr>
@@ -996,6 +832,8 @@
                 <w:rFonts w:ascii="Times New Roman" w:cs="Times New Roman" w:eastAsia="Times New Roman" w:hAnsi="Times New Roman"/>
                 <w:b w:val="false"/>
                 <w:bCs w:val="false"/>
+                <w:i w:val="false"/>
+                <w:iCs w:val="false"/>
                 <w:sz w:val="24"/>
                 <w:szCs w:val="24"/>
               </w:rPr>
@@ -1027,6 +865,8 @@
                 <w:rFonts w:ascii="Times New Roman" w:cs="Times New Roman" w:eastAsia="Times New Roman" w:hAnsi="Times New Roman"/>
                 <w:b w:val="false"/>
                 <w:bCs w:val="false"/>
+                <w:i w:val="false"/>
+                <w:iCs w:val="false"/>
                 <w:sz w:val="24"/>
                 <w:szCs w:val="24"/>
               </w:rPr>
@@ -1054,6 +894,8 @@
                 <w:rFonts w:ascii="Times New Roman" w:cs="Times New Roman" w:eastAsia="Times New Roman" w:hAnsi="Times New Roman"/>
                 <w:b w:val="false"/>
                 <w:bCs w:val="false"/>
+                <w:i w:val="false"/>
+                <w:iCs w:val="false"/>
                 <w:sz w:val="24"/>
                 <w:szCs w:val="24"/>
               </w:rPr>
@@ -1081,10 +923,12 @@
                 <w:rFonts w:ascii="Times New Roman" w:cs="Times New Roman" w:eastAsia="Times New Roman" w:hAnsi="Times New Roman"/>
                 <w:b w:val="false"/>
                 <w:bCs w:val="false"/>
+                <w:i w:val="false"/>
+                <w:iCs w:val="false"/>
                 <w:sz w:val="24"/>
                 <w:szCs w:val="24"/>
               </w:rPr>
-              <w:t>{{ item.amount }} USD</w:t>
+              <w:t>{{ item.amount }}</w:t>
             </w:r>
           </w:p>
         </w:tc>
@@ -1108,10 +952,12 @@
                 <w:rFonts w:ascii="Times New Roman" w:cs="Times New Roman" w:eastAsia="Times New Roman" w:hAnsi="Times New Roman"/>
                 <w:b w:val="false"/>
                 <w:bCs w:val="false"/>
+                <w:i w:val="false"/>
+                <w:iCs w:val="false"/>
                 <w:sz w:val="24"/>
                 <w:szCs w:val="24"/>
               </w:rPr>
-              <w:t>{{ item.balance }} USD</w:t>
+              <w:t>{{ item.balance }}</w:t>
             </w:r>
           </w:p>
         </w:tc>
@@ -1140,6 +986,8 @@
                 <w:rFonts w:ascii="Times New Roman" w:cs="Times New Roman" w:eastAsia="Times New Roman" w:hAnsi="Times New Roman"/>
                 <w:b w:val="false"/>
                 <w:bCs w:val="false"/>
+                <w:i w:val="false"/>
+                <w:iCs w:val="false"/>
                 <w:sz w:val="24"/>
                 <w:szCs w:val="24"/>
               </w:rPr>
@@ -1167,6 +1015,8 @@
                 <w:rFonts w:ascii="Times New Roman" w:cs="Times New Roman" w:eastAsia="Times New Roman" w:hAnsi="Times New Roman"/>
                 <w:b w:val="false"/>
                 <w:bCs w:val="false"/>
+                <w:i w:val="false"/>
+                <w:iCs w:val="false"/>
                 <w:sz w:val="24"/>
                 <w:szCs w:val="24"/>
               </w:rPr>
@@ -1193,6 +1043,8 @@
                 <w:rFonts w:ascii="Times New Roman" w:cs="Times New Roman" w:eastAsia="Times New Roman" w:hAnsi="Times New Roman"/>
                 <w:b w:val="false"/>
                 <w:bCs w:val="false"/>
+                <w:i w:val="false"/>
+                <w:iCs w:val="false"/>
                 <w:sz w:val="24"/>
                 <w:szCs w:val="24"/>
               </w:rPr>
@@ -1219,6 +1071,8 @@
                 <w:rFonts w:ascii="Times New Roman" w:cs="Times New Roman" w:eastAsia="Times New Roman" w:hAnsi="Times New Roman"/>
                 <w:b w:val="false"/>
                 <w:bCs w:val="false"/>
+                <w:i w:val="false"/>
+                <w:iCs w:val="false"/>
                 <w:sz w:val="24"/>
                 <w:szCs w:val="24"/>
               </w:rPr>
@@ -1260,7 +1114,7 @@
           <w:sz w:val="24"/>
           <w:szCs w:val="24"/>
         </w:rPr>
-        <w:t xml:space="preserve">4. </w:t>
+        <w:t xml:space="preserve">3. </w:t>
       </w:r>
       <w:r>
         <w:rPr>
@@ -1290,7 +1144,7 @@
           <w:sz w:val="24"/>
           <w:szCs w:val="24"/>
         </w:rPr>
-        <w:t xml:space="preserve">5. </w:t>
+        <w:t xml:space="preserve">4. </w:t>
       </w:r>
       <w:r>
         <w:rPr>
@@ -1320,7 +1174,7 @@
           <w:sz w:val="24"/>
           <w:szCs w:val="24"/>
         </w:rPr>
-        <w:t xml:space="preserve">6. </w:t>
+        <w:t xml:space="preserve">5. </w:t>
       </w:r>
       <w:r>
         <w:rPr>
@@ -1350,7 +1204,7 @@
           <w:sz w:val="24"/>
           <w:szCs w:val="24"/>
         </w:rPr>
-        <w:t xml:space="preserve">7. </w:t>
+        <w:t xml:space="preserve">6. </w:t>
       </w:r>
       <w:r>
         <w:rPr>
@@ -1380,7 +1234,7 @@
           <w:sz w:val="24"/>
           <w:szCs w:val="24"/>
         </w:rPr>
-        <w:t xml:space="preserve">8. </w:t>
+        <w:t xml:space="preserve">7. </w:t>
       </w:r>
       <w:r>
         <w:rPr>
@@ -1410,7 +1264,7 @@
           <w:sz w:val="24"/>
           <w:szCs w:val="24"/>
         </w:rPr>
-        <w:t xml:space="preserve">9. </w:t>
+        <w:t xml:space="preserve">8. </w:t>
       </w:r>
       <w:r>
         <w:rPr>
@@ -1845,7 +1699,7 @@
           <w:sz w:val="18"/>
           <w:szCs w:val="18"/>
         </w:rPr>
-        <w:t xml:space="preserve">(чизиқ ____ билан кўрсатилган қаторлар Қарздор томонидан ўз қўли билан тўлдирилади)</w:t>
+        <w:t xml:space="preserve">(Қарздорнинг шахсий маълумотлари бўлимидаги чизиқ ____ қаторлар ўз қўли билан тўлдирилади; сумма — босма ҳолда)</w:t>
       </w:r>
     </w:p>
     <w:p>
@@ -2203,268 +2057,120 @@
     </w:p>
     <w:p>
       <w:pPr>
+        <w:spacing w:after="300" w:line="276"/>
+        <w:jc w:val="both"/>
+      </w:pPr>
+      <w:r>
+        <w:rPr>
+          <w:rFonts w:ascii="Times New Roman" w:cs="Times New Roman" w:eastAsia="Times New Roman" w:hAnsi="Times New Roman"/>
+          <w:b w:val="false"/>
+          <w:bCs w:val="false"/>
+          <w:i w:val="false"/>
+          <w:iCs w:val="false"/>
+          <w:sz w:val="24"/>
+          <w:szCs w:val="24"/>
+        </w:rPr>
+        <w:t xml:space="preserve">бундан буён «Қарздор» деб юритилувчи, </w:t>
+      </w:r>
+      <w:r>
+        <w:rPr>
+          <w:rFonts w:ascii="Times New Roman" w:cs="Times New Roman" w:eastAsia="Times New Roman" w:hAnsi="Times New Roman"/>
+          <w:b w:val="false"/>
+          <w:bCs w:val="false"/>
+          <w:i/>
+          <w:iCs/>
+          <w:sz w:val="24"/>
+          <w:szCs w:val="24"/>
+        </w:rPr>
+        <w:t>{{ creditor_name }}</w:t>
+      </w:r>
+      <w:r>
+        <w:rPr>
+          <w:rFonts w:ascii="Times New Roman" w:cs="Times New Roman" w:eastAsia="Times New Roman" w:hAnsi="Times New Roman"/>
+          <w:b w:val="false"/>
+          <w:bCs w:val="false"/>
+          <w:i w:val="false"/>
+          <w:iCs w:val="false"/>
+          <w:sz w:val="24"/>
+          <w:szCs w:val="24"/>
+        </w:rPr>
+        <w:t xml:space="preserve"> (СТИР: {{ creditor_tin }}, юридик манзили: {{ creditor_address }}) (бундан буён — «Кредитор») номидан {{ creditor_position_uz }} {{ creditor_representative }}, {{ creditor_basis_uz }} асосида иш юритувчи томондан қуйидаги товарни қабул қилиб олдим: </w:t>
+      </w:r>
+      <w:r>
+        <w:rPr>
+          <w:rFonts w:ascii="Times New Roman" w:cs="Times New Roman" w:eastAsia="Times New Roman" w:hAnsi="Times New Roman"/>
+          <w:b w:val="false"/>
+          <w:bCs w:val="false"/>
+          <w:i/>
+          <w:iCs/>
+          <w:sz w:val="24"/>
+          <w:szCs w:val="24"/>
+        </w:rPr>
+        <w:t>{{ product_name }}</w:t>
+      </w:r>
+      <w:r>
+        <w:rPr>
+          <w:rFonts w:ascii="Times New Roman" w:cs="Times New Roman" w:eastAsia="Times New Roman" w:hAnsi="Times New Roman"/>
+          <w:b w:val="false"/>
+          <w:bCs w:val="false"/>
+          <w:i w:val="false"/>
+          <w:iCs w:val="false"/>
+          <w:sz w:val="24"/>
+          <w:szCs w:val="24"/>
+        </w:rPr>
+        <w:t xml:space="preserve">, умумий қиймати </w:t>
+      </w:r>
+      <w:r>
+        <w:rPr>
+          <w:rFonts w:ascii="Times New Roman" w:cs="Times New Roman" w:eastAsia="Times New Roman" w:hAnsi="Times New Roman"/>
+          <w:b/>
+          <w:bCs/>
+          <w:i w:val="false"/>
+          <w:iCs w:val="false"/>
+          <w:sz w:val="24"/>
+          <w:szCs w:val="24"/>
+        </w:rPr>
+        <w:t>{{ total_amount }} ({{ total_amount_words_uz }}) сўм</w:t>
+      </w:r>
+      <w:r>
+        <w:rPr>
+          <w:rFonts w:ascii="Times New Roman" w:cs="Times New Roman" w:eastAsia="Times New Roman" w:hAnsi="Times New Roman"/>
+          <w:b w:val="false"/>
+          <w:bCs w:val="false"/>
+          <w:i w:val="false"/>
+          <w:iCs w:val="false"/>
+          <w:sz w:val="24"/>
+          <w:szCs w:val="24"/>
+        </w:rPr>
+        <w:t xml:space="preserve"> (бундан буён — «Товар»).</w:t>
+      </w:r>
+    </w:p>
+    <w:p>
+      <w:pPr>
+        <w:spacing w:after="300" w:before="0" w:line="276"/>
+        <w:jc w:val="both"/>
+      </w:pPr>
+      <w:r>
+        <w:rPr>
+          <w:rFonts w:ascii="Times New Roman" w:cs="Times New Roman" w:eastAsia="Times New Roman" w:hAnsi="Times New Roman"/>
+          <w:b w:val="false"/>
+          <w:bCs w:val="false"/>
+          <w:i w:val="false"/>
+          <w:iCs w:val="false"/>
+          <w:sz w:val="24"/>
+          <w:szCs w:val="24"/>
+        </w:rPr>
+        <w:t xml:space="preserve">ва унинг қийматини қуйидаги шартларда тўлашга мажбурият оламан:</w:t>
+      </w:r>
+    </w:p>
+    <w:p>
+      <w:pPr>
         <w:spacing w:after="200" w:line="276"/>
         <w:jc w:val="both"/>
       </w:pPr>
       <w:r>
         <w:rPr>
           <w:rFonts w:ascii="Times New Roman" w:cs="Times New Roman" w:eastAsia="Times New Roman" w:hAnsi="Times New Roman"/>
-          <w:b w:val="false"/>
-          <w:bCs w:val="false"/>
-          <w:i w:val="false"/>
-          <w:iCs w:val="false"/>
-          <w:sz w:val="24"/>
-          <w:szCs w:val="24"/>
-        </w:rPr>
-        <w:t xml:space="preserve">Қарздор </w:t>
-      </w:r>
-      <w:r>
-        <w:rPr>
-          <w:rFonts w:ascii="Times New Roman" w:cs="Times New Roman" w:eastAsia="Times New Roman" w:hAnsi="Times New Roman"/>
-          <w:b w:val="false"/>
-          <w:bCs w:val="false"/>
-          <w:i/>
-          <w:iCs/>
-          <w:sz w:val="24"/>
-          <w:szCs w:val="24"/>
-        </w:rPr>
-        <w:t>{{ creditor_name }}</w:t>
-      </w:r>
-      <w:r>
-        <w:rPr>
-          <w:rFonts w:ascii="Times New Roman" w:cs="Times New Roman" w:eastAsia="Times New Roman" w:hAnsi="Times New Roman"/>
-          <w:b w:val="false"/>
-          <w:bCs w:val="false"/>
-          <w:i w:val="false"/>
-          <w:iCs w:val="false"/>
-          <w:sz w:val="24"/>
-          <w:szCs w:val="24"/>
-        </w:rPr>
-        <w:t xml:space="preserve"> (СТИР: {{ creditor_tin }}, юридик манзили: {{ creditor_address }}) номидан {{ creditor_position_uz }} {{ creditor_representative }}, {{ creditor_basis_uz }} асосида иш юритувчи, бундан буён «Кредитор» деб юритилувчи томондан қуйидаги товарни қабул қилиб олди: </w:t>
-      </w:r>
-      <w:r>
-        <w:rPr>
-          <w:rFonts w:ascii="Times New Roman" w:cs="Times New Roman" w:eastAsia="Times New Roman" w:hAnsi="Times New Roman"/>
-          <w:b w:val="false"/>
-          <w:bCs w:val="false"/>
-          <w:i/>
-          <w:iCs/>
-          <w:sz w:val="24"/>
-          <w:szCs w:val="24"/>
-        </w:rPr>
-        <w:t>{{ product_name }}</w:t>
-      </w:r>
-      <w:r>
-        <w:rPr>
-          <w:rFonts w:ascii="Times New Roman" w:cs="Times New Roman" w:eastAsia="Times New Roman" w:hAnsi="Times New Roman"/>
-          <w:b w:val="false"/>
-          <w:bCs w:val="false"/>
-          <w:i w:val="false"/>
-          <w:iCs w:val="false"/>
-          <w:sz w:val="24"/>
-          <w:szCs w:val="24"/>
-        </w:rPr>
-        <w:t xml:space="preserve">, умумий қиймати:</w:t>
-      </w:r>
-    </w:p>
-    <w:p>
-      <w:pPr>
-        <w:spacing w:after="40" w:line="276"/>
-        <w:jc w:val="left"/>
-      </w:pPr>
-      <w:r>
-        <w:rPr>
-          <w:rFonts w:ascii="Times New Roman" w:cs="Times New Roman" w:eastAsia="Times New Roman" w:hAnsi="Times New Roman"/>
-          <w:b w:val="false"/>
-          <w:bCs w:val="false"/>
-          <w:i w:val="false"/>
-          <w:iCs w:val="false"/>
-          <w:sz w:val="24"/>
-          <w:szCs w:val="24"/>
-        </w:rPr>
-        <w:t xml:space="preserve">Рақамда: </w:t>
-      </w:r>
-      <w:r>
-        <w:rPr>
-          <w:rFonts w:ascii="Times New Roman" w:cs="Times New Roman" w:eastAsia="Times New Roman" w:hAnsi="Times New Roman"/>
-          <w:b w:val="false"/>
-          <w:bCs w:val="false"/>
-          <w:i w:val="false"/>
-          <w:iCs w:val="false"/>
-          <w:sz w:val="24"/>
-          <w:szCs w:val="24"/>
-        </w:rPr>
-        <w:t xml:space="preserve">______________________________________</w:t>
-      </w:r>
-      <w:r>
-        <w:rPr>
-          <w:rFonts w:ascii="Times New Roman" w:cs="Times New Roman" w:eastAsia="Times New Roman" w:hAnsi="Times New Roman"/>
-          <w:b w:val="false"/>
-          <w:bCs w:val="false"/>
-          <w:i w:val="false"/>
-          <w:iCs w:val="false"/>
-          <w:sz w:val="24"/>
-          <w:szCs w:val="24"/>
-        </w:rPr>
-        <w:t xml:space="preserve"> АҚШ доллари</w:t>
-      </w:r>
-    </w:p>
-    <w:p>
-      <w:pPr>
-        <w:spacing w:after="220" w:line="240"/>
-        <w:jc w:val="left"/>
-      </w:pPr>
-      <w:r>
-        <w:rPr>
-          <w:rFonts w:ascii="Times New Roman" w:cs="Times New Roman" w:eastAsia="Times New Roman" w:hAnsi="Times New Roman"/>
-          <w:i/>
-          <w:iCs/>
-          <w:color w:val="595959"/>
-          <w:sz w:val="18"/>
-          <w:szCs w:val="18"/>
-        </w:rPr>
-        <w:t xml:space="preserve">(сумма рақамда — ўз қўли билан)</w:t>
-      </w:r>
-    </w:p>
-    <w:p>
-      <w:pPr>
-        <w:spacing w:after="40" w:before="0" w:line="276"/>
-        <w:jc w:val="left"/>
-      </w:pPr>
-      <w:r>
-        <w:rPr>
-          <w:rFonts w:ascii="Times New Roman" w:cs="Times New Roman" w:eastAsia="Times New Roman" w:hAnsi="Times New Roman"/>
-          <w:b w:val="false"/>
-          <w:bCs w:val="false"/>
-          <w:i w:val="false"/>
-          <w:iCs w:val="false"/>
-          <w:sz w:val="24"/>
-          <w:szCs w:val="24"/>
-        </w:rPr>
-        <w:t xml:space="preserve">Ёзувда:</w:t>
-      </w:r>
-    </w:p>
-    <w:p>
-      <w:pPr>
-        <w:spacing w:after="40" w:line="276"/>
-        <w:jc w:val="left"/>
-      </w:pPr>
-      <w:r>
-        <w:rPr>
-          <w:rFonts w:ascii="Times New Roman" w:cs="Times New Roman" w:eastAsia="Times New Roman" w:hAnsi="Times New Roman"/>
-          <w:b w:val="false"/>
-          <w:bCs w:val="false"/>
-          <w:i w:val="false"/>
-          <w:iCs w:val="false"/>
-          <w:sz w:val="24"/>
-          <w:szCs w:val="24"/>
-        </w:rPr>
-        <w:t xml:space="preserve"/>
-      </w:r>
-      <w:r>
-        <w:rPr>
-          <w:rFonts w:ascii="Times New Roman" w:cs="Times New Roman" w:eastAsia="Times New Roman" w:hAnsi="Times New Roman"/>
-          <w:b w:val="false"/>
-          <w:bCs w:val="false"/>
-          <w:i w:val="false"/>
-          <w:iCs w:val="false"/>
-          <w:sz w:val="24"/>
-          <w:szCs w:val="24"/>
-        </w:rPr>
-        <w:t xml:space="preserve">____________________________________________________________________</w:t>
-      </w:r>
-    </w:p>
-    <w:p>
-      <w:pPr>
-        <w:spacing w:after="40" w:line="276"/>
-        <w:jc w:val="left"/>
-      </w:pPr>
-      <w:r>
-        <w:rPr>
-          <w:rFonts w:ascii="Times New Roman" w:cs="Times New Roman" w:eastAsia="Times New Roman" w:hAnsi="Times New Roman"/>
-          <w:b w:val="false"/>
-          <w:bCs w:val="false"/>
-          <w:i w:val="false"/>
-          <w:iCs w:val="false"/>
-          <w:sz w:val="24"/>
-          <w:szCs w:val="24"/>
-        </w:rPr>
-        <w:t xml:space="preserve"/>
-      </w:r>
-      <w:r>
-        <w:rPr>
-          <w:rFonts w:ascii="Times New Roman" w:cs="Times New Roman" w:eastAsia="Times New Roman" w:hAnsi="Times New Roman"/>
-          <w:b w:val="false"/>
-          <w:bCs w:val="false"/>
-          <w:i w:val="false"/>
-          <w:iCs w:val="false"/>
-          <w:sz w:val="24"/>
-          <w:szCs w:val="24"/>
-        </w:rPr>
-        <w:t xml:space="preserve">____________________________________________________________________</w:t>
-      </w:r>
-    </w:p>
-    <w:p>
-      <w:pPr>
-        <w:spacing w:after="220" w:line="240"/>
-        <w:jc w:val="left"/>
-      </w:pPr>
-      <w:r>
-        <w:rPr>
-          <w:rFonts w:ascii="Times New Roman" w:cs="Times New Roman" w:eastAsia="Times New Roman" w:hAnsi="Times New Roman"/>
-          <w:i/>
-          <w:iCs/>
-          <w:color w:val="595959"/>
-          <w:sz w:val="18"/>
-          <w:szCs w:val="18"/>
-        </w:rPr>
-        <w:t xml:space="preserve">(сумма тўлиқ сўз билан ёзилади — ўз қўли билан)</w:t>
-      </w:r>
-    </w:p>
-    <w:p>
-      <w:pPr>
-        <w:spacing w:after="300" w:before="0" w:line="276"/>
-        <w:jc w:val="left"/>
-      </w:pPr>
-      <w:r>
-        <w:rPr>
-          <w:rFonts w:ascii="Times New Roman" w:cs="Times New Roman" w:eastAsia="Times New Roman" w:hAnsi="Times New Roman"/>
-          <w:b w:val="false"/>
-          <w:bCs w:val="false"/>
-          <w:i w:val="false"/>
-          <w:iCs w:val="false"/>
-          <w:sz w:val="24"/>
-          <w:szCs w:val="24"/>
-        </w:rPr>
-        <w:t xml:space="preserve">(бундан буён — «Товар»), бундан буён «Қарздор» деб юритилувчи,</w:t>
-      </w:r>
-    </w:p>
-    <w:p>
-      <w:pPr>
-        <w:spacing w:after="300" w:before="0" w:line="276"/>
-        <w:jc w:val="both"/>
-      </w:pPr>
-      <w:r>
-        <w:rPr>
-          <w:rFonts w:ascii="Times New Roman" w:cs="Times New Roman" w:eastAsia="Times New Roman" w:hAnsi="Times New Roman"/>
-          <w:b w:val="false"/>
-          <w:bCs w:val="false"/>
-          <w:i w:val="false"/>
-          <w:iCs w:val="false"/>
-          <w:sz w:val="24"/>
-          <w:szCs w:val="24"/>
-        </w:rPr>
-        <w:t xml:space="preserve">ва унинг қийматини қуйидаги шартларда тўлашга мажбурият оламан:</w:t>
-      </w:r>
-    </w:p>
-    <w:p>
-      <w:pPr>
-        <w:spacing w:after="200" w:line="276"/>
-        <w:jc w:val="both"/>
-      </w:pPr>
-      <w:r>
-        <w:rPr>
-          <w:rFonts w:ascii="Times New Roman" w:cs="Times New Roman" w:eastAsia="Times New Roman" w:hAnsi="Times New Roman"/>
           <w:b/>
           <w:bCs/>
           <w:i w:val="false"/>
@@ -2484,37 +2190,7 @@
           <w:sz w:val="24"/>
           <w:szCs w:val="24"/>
         </w:rPr>
-        <w:t xml:space="preserve">Товарнинг қиймати АҚШ долларида белгиланган бўлиб, ҳақиқий тўлов амалга ошириладиган куни амал қилаётган Ўзбекистон Республикаси Марказий банкининг расмий курси бўйича сўмда тўланади (Ўзбекистон Республикаси Фуқаролик кодексининг 245-моддаси).</w:t>
-      </w:r>
-    </w:p>
-    <w:p>
-      <w:pPr>
-        <w:spacing w:after="200" w:line="276"/>
-        <w:jc w:val="both"/>
-      </w:pPr>
-      <w:r>
-        <w:rPr>
-          <w:rFonts w:ascii="Times New Roman" w:cs="Times New Roman" w:eastAsia="Times New Roman" w:hAnsi="Times New Roman"/>
-          <w:b/>
-          <w:bCs/>
-          <w:i w:val="false"/>
-          <w:iCs w:val="false"/>
-          <w:sz w:val="24"/>
-          <w:szCs w:val="24"/>
-        </w:rPr>
-        <w:t xml:space="preserve">2. </w:t>
-      </w:r>
-      <w:r>
-        <w:rPr>
-          <w:rFonts w:ascii="Times New Roman" w:cs="Times New Roman" w:eastAsia="Times New Roman" w:hAnsi="Times New Roman"/>
-          <w:b w:val="false"/>
-          <w:bCs w:val="false"/>
-          <w:i w:val="false"/>
-          <w:iCs w:val="false"/>
-          <w:sz w:val="24"/>
-          <w:szCs w:val="24"/>
-        </w:rPr>
-        <w:t>Қарздор кўрсатилган қарзни {{ start_date }} йилдан {{ end_date }} йилгача бўлган муддатда, 3-бандда келтирилган тўлов жадвалига мувофиқ тўлиқ тўлашга мажбурият олади.</w:t>
+        <w:t>Қарздор кўрсатилган қарзни {{ start_date }} йилдан {{ end_date }} йилгача бўлган муддатда, 2-бандда келтирилган тўлов жадвалига мувофиқ тўлиқ тўлашга мажбурият олади.</w:t>
       </w:r>
     </w:p>
     <w:p>
@@ -2533,7 +2209,7 @@
           <w:sz w:val="24"/>
           <w:szCs w:val="24"/>
         </w:rPr>
-        <w:t xml:space="preserve">3. </w:t>
+        <w:t xml:space="preserve">2. </w:t>
       </w:r>
       <w:r>
         <w:rPr>
@@ -2592,6 +2268,8 @@
                 <w:rFonts w:ascii="Times New Roman" w:cs="Times New Roman" w:eastAsia="Times New Roman" w:hAnsi="Times New Roman"/>
                 <w:b/>
                 <w:bCs/>
+                <w:i w:val="false"/>
+                <w:iCs w:val="false"/>
                 <w:sz w:val="24"/>
                 <w:szCs w:val="24"/>
               </w:rPr>
@@ -2620,6 +2298,8 @@
                 <w:rFonts w:ascii="Times New Roman" w:cs="Times New Roman" w:eastAsia="Times New Roman" w:hAnsi="Times New Roman"/>
                 <w:b/>
                 <w:bCs/>
+                <w:i w:val="false"/>
+                <w:iCs w:val="false"/>
                 <w:sz w:val="24"/>
                 <w:szCs w:val="24"/>
               </w:rPr>
@@ -2648,6 +2328,8 @@
                 <w:rFonts w:ascii="Times New Roman" w:cs="Times New Roman" w:eastAsia="Times New Roman" w:hAnsi="Times New Roman"/>
                 <w:b/>
                 <w:bCs/>
+                <w:i w:val="false"/>
+                <w:iCs w:val="false"/>
                 <w:sz w:val="24"/>
                 <w:szCs w:val="24"/>
               </w:rPr>
@@ -2676,6 +2358,8 @@
                 <w:rFonts w:ascii="Times New Roman" w:cs="Times New Roman" w:eastAsia="Times New Roman" w:hAnsi="Times New Roman"/>
                 <w:b/>
                 <w:bCs/>
+                <w:i w:val="false"/>
+                <w:iCs w:val="false"/>
                 <w:sz w:val="24"/>
                 <w:szCs w:val="24"/>
               </w:rPr>
@@ -2708,6 +2392,8 @@
                 <w:rFonts w:ascii="Times New Roman" w:cs="Times New Roman" w:eastAsia="Times New Roman" w:hAnsi="Times New Roman"/>
                 <w:b w:val="false"/>
                 <w:bCs w:val="false"/>
+                <w:i w:val="false"/>
+                <w:iCs w:val="false"/>
                 <w:sz w:val="24"/>
                 <w:szCs w:val="24"/>
               </w:rPr>
@@ -2735,6 +2421,8 @@
                 <w:rFonts w:ascii="Times New Roman" w:cs="Times New Roman" w:eastAsia="Times New Roman" w:hAnsi="Times New Roman"/>
                 <w:b w:val="false"/>
                 <w:bCs w:val="false"/>
+                <w:i w:val="false"/>
+                <w:iCs w:val="false"/>
                 <w:sz w:val="24"/>
                 <w:szCs w:val="24"/>
               </w:rPr>
@@ -2761,6 +2449,8 @@
                 <w:rFonts w:ascii="Times New Roman" w:cs="Times New Roman" w:eastAsia="Times New Roman" w:hAnsi="Times New Roman"/>
                 <w:b w:val="false"/>
                 <w:bCs w:val="false"/>
+                <w:i w:val="false"/>
+                <w:iCs w:val="false"/>
                 <w:sz w:val="24"/>
                 <w:szCs w:val="24"/>
               </w:rPr>
@@ -2787,6 +2477,8 @@
                 <w:rFonts w:ascii="Times New Roman" w:cs="Times New Roman" w:eastAsia="Times New Roman" w:hAnsi="Times New Roman"/>
                 <w:b w:val="false"/>
                 <w:bCs w:val="false"/>
+                <w:i w:val="false"/>
+                <w:iCs w:val="false"/>
                 <w:sz w:val="24"/>
                 <w:szCs w:val="24"/>
               </w:rPr>
@@ -2818,6 +2510,8 @@
                 <w:rFonts w:ascii="Times New Roman" w:cs="Times New Roman" w:eastAsia="Times New Roman" w:hAnsi="Times New Roman"/>
                 <w:b w:val="false"/>
                 <w:bCs w:val="false"/>
+                <w:i w:val="false"/>
+                <w:iCs w:val="false"/>
                 <w:sz w:val="24"/>
                 <w:szCs w:val="24"/>
               </w:rPr>
@@ -2845,6 +2539,8 @@
                 <w:rFonts w:ascii="Times New Roman" w:cs="Times New Roman" w:eastAsia="Times New Roman" w:hAnsi="Times New Roman"/>
                 <w:b w:val="false"/>
                 <w:bCs w:val="false"/>
+                <w:i w:val="false"/>
+                <w:iCs w:val="false"/>
                 <w:sz w:val="24"/>
                 <w:szCs w:val="24"/>
               </w:rPr>
@@ -2872,10 +2568,12 @@
                 <w:rFonts w:ascii="Times New Roman" w:cs="Times New Roman" w:eastAsia="Times New Roman" w:hAnsi="Times New Roman"/>
                 <w:b w:val="false"/>
                 <w:bCs w:val="false"/>
+                <w:i w:val="false"/>
+                <w:iCs w:val="false"/>
                 <w:sz w:val="24"/>
                 <w:szCs w:val="24"/>
               </w:rPr>
-              <w:t>{{ item.amount }} USD</w:t>
+              <w:t>{{ item.amount }}</w:t>
             </w:r>
           </w:p>
         </w:tc>
@@ -2899,10 +2597,12 @@
                 <w:rFonts w:ascii="Times New Roman" w:cs="Times New Roman" w:eastAsia="Times New Roman" w:hAnsi="Times New Roman"/>
                 <w:b w:val="false"/>
                 <w:bCs w:val="false"/>
+                <w:i w:val="false"/>
+                <w:iCs w:val="false"/>
                 <w:sz w:val="24"/>
                 <w:szCs w:val="24"/>
               </w:rPr>
-              <w:t>{{ item.balance }} USD</w:t>
+              <w:t>{{ item.balance }}</w:t>
             </w:r>
           </w:p>
         </w:tc>
@@ -2931,6 +2631,8 @@
                 <w:rFonts w:ascii="Times New Roman" w:cs="Times New Roman" w:eastAsia="Times New Roman" w:hAnsi="Times New Roman"/>
                 <w:b w:val="false"/>
                 <w:bCs w:val="false"/>
+                <w:i w:val="false"/>
+                <w:iCs w:val="false"/>
                 <w:sz w:val="24"/>
                 <w:szCs w:val="24"/>
               </w:rPr>
@@ -2958,6 +2660,8 @@
                 <w:rFonts w:ascii="Times New Roman" w:cs="Times New Roman" w:eastAsia="Times New Roman" w:hAnsi="Times New Roman"/>
                 <w:b w:val="false"/>
                 <w:bCs w:val="false"/>
+                <w:i w:val="false"/>
+                <w:iCs w:val="false"/>
                 <w:sz w:val="24"/>
                 <w:szCs w:val="24"/>
               </w:rPr>
@@ -2984,6 +2688,8 @@
                 <w:rFonts w:ascii="Times New Roman" w:cs="Times New Roman" w:eastAsia="Times New Roman" w:hAnsi="Times New Roman"/>
                 <w:b w:val="false"/>
                 <w:bCs w:val="false"/>
+                <w:i w:val="false"/>
+                <w:iCs w:val="false"/>
                 <w:sz w:val="24"/>
                 <w:szCs w:val="24"/>
               </w:rPr>
@@ -3010,6 +2716,8 @@
                 <w:rFonts w:ascii="Times New Roman" w:cs="Times New Roman" w:eastAsia="Times New Roman" w:hAnsi="Times New Roman"/>
                 <w:b w:val="false"/>
                 <w:bCs w:val="false"/>
+                <w:i w:val="false"/>
+                <w:iCs w:val="false"/>
                 <w:sz w:val="24"/>
                 <w:szCs w:val="24"/>
               </w:rPr>
@@ -3051,7 +2759,7 @@
           <w:sz w:val="24"/>
           <w:szCs w:val="24"/>
         </w:rPr>
-        <w:t xml:space="preserve">4. </w:t>
+        <w:t xml:space="preserve">3. </w:t>
       </w:r>
       <w:r>
         <w:rPr>
@@ -3081,7 +2789,7 @@
           <w:sz w:val="24"/>
           <w:szCs w:val="24"/>
         </w:rPr>
-        <w:t xml:space="preserve">5. </w:t>
+        <w:t xml:space="preserve">4. </w:t>
       </w:r>
       <w:r>
         <w:rPr>
@@ -3111,7 +2819,7 @@
           <w:sz w:val="24"/>
           <w:szCs w:val="24"/>
         </w:rPr>
-        <w:t xml:space="preserve">6. </w:t>
+        <w:t xml:space="preserve">5. </w:t>
       </w:r>
       <w:r>
         <w:rPr>
@@ -3141,7 +2849,7 @@
           <w:sz w:val="24"/>
           <w:szCs w:val="24"/>
         </w:rPr>
-        <w:t xml:space="preserve">7. </w:t>
+        <w:t xml:space="preserve">6. </w:t>
       </w:r>
       <w:r>
         <w:rPr>
@@ -3171,7 +2879,7 @@
           <w:sz w:val="24"/>
           <w:szCs w:val="24"/>
         </w:rPr>
-        <w:t xml:space="preserve">8. </w:t>
+        <w:t xml:space="preserve">7. </w:t>
       </w:r>
       <w:r>
         <w:rPr>
@@ -3201,7 +2909,7 @@
           <w:sz w:val="24"/>
           <w:szCs w:val="24"/>
         </w:rPr>
-        <w:t xml:space="preserve">9. </w:t>
+        <w:t xml:space="preserve">8. </w:t>
       </w:r>
       <w:r>
         <w:rPr>

--- a/templates/legal/raspiska_ru_uz.docx
+++ b/templates/legal/raspiska_ru_uz.docx
@@ -449,7 +449,7 @@
           <w:sz w:val="24"/>
           <w:szCs w:val="24"/>
         </w:rPr>
-        <w:t xml:space="preserve"> (ИНН: {{ creditor_tin }}, юридический адрес: {{ creditor_address }}) (далее — «Кредитор»), в лице {{ creditor_representative_gen }}, действующего на основании {{ creditor_basis_ru }}, следующий товар: </w:t>
+        <w:t xml:space="preserve"> (ИНН: {{ creditor_tin }}, юридический адрес: {{ creditor_address }}) (далее — «Кредитор») следующий товар: </w:t>
       </w:r>
       <w:r>
         <w:rPr>
@@ -1434,7 +1434,6 @@
     </w:p>
     <w:p>
       <w:pPr>
-        <w:keepNext/>
         <w:spacing w:after="60" w:before="0" w:line="276"/>
         <w:jc w:val="left"/>
       </w:pPr>
@@ -1449,81 +1448,6 @@
           <w:szCs w:val="24"/>
         </w:rPr>
         <w:t>Кредитор: {{ creditor_name }}</w:t>
-      </w:r>
-    </w:p>
-    <w:p>
-      <w:pPr>
-        <w:keepNext/>
-        <w:spacing w:after="60" w:before="0" w:line="276"/>
-        <w:jc w:val="left"/>
-      </w:pPr>
-      <w:r>
-        <w:rPr>
-          <w:rFonts w:ascii="Times New Roman" w:cs="Times New Roman" w:eastAsia="Times New Roman" w:hAnsi="Times New Roman"/>
-          <w:b w:val="false"/>
-          <w:bCs w:val="false"/>
-          <w:i w:val="false"/>
-          <w:iCs w:val="false"/>
-          <w:sz w:val="24"/>
-          <w:szCs w:val="24"/>
-        </w:rPr>
-        <w:t>В лице: ______________________ / {{ creditor_representative }} /</w:t>
-      </w:r>
-    </w:p>
-    <w:p>
-      <w:pPr>
-        <w:keepNext/>
-        <w:spacing w:after="60" w:before="0" w:line="276"/>
-        <w:jc w:val="left"/>
-      </w:pPr>
-      <w:r>
-        <w:rPr>
-          <w:rFonts w:ascii="Times New Roman" w:cs="Times New Roman" w:eastAsia="Times New Roman" w:hAnsi="Times New Roman"/>
-          <w:b w:val="false"/>
-          <w:bCs w:val="false"/>
-          <w:i/>
-          <w:iCs/>
-          <w:sz w:val="20"/>
-          <w:szCs w:val="20"/>
-        </w:rPr>
-        <w:t xml:space="preserve">(подпись)</w:t>
-      </w:r>
-    </w:p>
-    <w:p>
-      <w:pPr>
-        <w:keepNext/>
-        <w:spacing w:after="60" w:before="0" w:line="276"/>
-        <w:jc w:val="left"/>
-      </w:pPr>
-      <w:r>
-        <w:rPr>
-          <w:rFonts w:ascii="Times New Roman" w:cs="Times New Roman" w:eastAsia="Times New Roman" w:hAnsi="Times New Roman"/>
-          <w:b w:val="false"/>
-          <w:bCs w:val="false"/>
-          <w:i w:val="false"/>
-          <w:iCs w:val="false"/>
-          <w:sz w:val="24"/>
-          <w:szCs w:val="24"/>
-        </w:rPr>
-        <w:t>Должность: {{ creditor_position }}, действует на основании {{ creditor_basis_ru }}</w:t>
-      </w:r>
-    </w:p>
-    <w:p>
-      <w:pPr>
-        <w:spacing w:after="400" w:before="0" w:line="276"/>
-        <w:jc w:val="left"/>
-      </w:pPr>
-      <w:r>
-        <w:rPr>
-          <w:rFonts w:ascii="Times New Roman" w:cs="Times New Roman" w:eastAsia="Times New Roman" w:hAnsi="Times New Roman"/>
-          <w:b w:val="false"/>
-          <w:bCs w:val="false"/>
-          <w:i w:val="false"/>
-          <w:iCs w:val="false"/>
-          <w:sz w:val="24"/>
-          <w:szCs w:val="24"/>
-        </w:rPr>
-        <w:t xml:space="preserve">М.П.</w:t>
       </w:r>
     </w:p>
     <w:p>
@@ -2094,7 +2018,7 @@
           <w:sz w:val="24"/>
           <w:szCs w:val="24"/>
         </w:rPr>
-        <w:t xml:space="preserve"> (СТИР: {{ creditor_tin }}, юридик манзили: {{ creditor_address }}) (бундан буён — «Кредитор») номидан {{ creditor_position_uz }} {{ creditor_representative }}, {{ creditor_basis_uz }} асосида иш юритувчи томондан қуйидаги товарни қабул қилиб олдим: </w:t>
+        <w:t xml:space="preserve"> (СТИР: {{ creditor_tin }}, юридик манзили: {{ creditor_address }}) (бундан буён — «Кредитор») томондан қуйидаги товарни қабул қилиб олдим: </w:t>
       </w:r>
       <w:r>
         <w:rPr>
@@ -3079,7 +3003,6 @@
     </w:p>
     <w:p>
       <w:pPr>
-        <w:keepNext/>
         <w:spacing w:after="60" w:before="0" w:line="276"/>
         <w:jc w:val="left"/>
       </w:pPr>
@@ -3094,81 +3017,6 @@
           <w:szCs w:val="24"/>
         </w:rPr>
         <w:t>Кредитор: {{ creditor_name }}</w:t>
-      </w:r>
-    </w:p>
-    <w:p>
-      <w:pPr>
-        <w:keepNext/>
-        <w:spacing w:after="60" w:before="0" w:line="276"/>
-        <w:jc w:val="left"/>
-      </w:pPr>
-      <w:r>
-        <w:rPr>
-          <w:rFonts w:ascii="Times New Roman" w:cs="Times New Roman" w:eastAsia="Times New Roman" w:hAnsi="Times New Roman"/>
-          <w:b w:val="false"/>
-          <w:bCs w:val="false"/>
-          <w:i w:val="false"/>
-          <w:iCs w:val="false"/>
-          <w:sz w:val="24"/>
-          <w:szCs w:val="24"/>
-        </w:rPr>
-        <w:t>Номидан: ______________________ / {{ creditor_representative }} /</w:t>
-      </w:r>
-    </w:p>
-    <w:p>
-      <w:pPr>
-        <w:keepNext/>
-        <w:spacing w:after="60" w:before="0" w:line="276"/>
-        <w:jc w:val="left"/>
-      </w:pPr>
-      <w:r>
-        <w:rPr>
-          <w:rFonts w:ascii="Times New Roman" w:cs="Times New Roman" w:eastAsia="Times New Roman" w:hAnsi="Times New Roman"/>
-          <w:b w:val="false"/>
-          <w:bCs w:val="false"/>
-          <w:i/>
-          <w:iCs/>
-          <w:sz w:val="20"/>
-          <w:szCs w:val="20"/>
-        </w:rPr>
-        <w:t xml:space="preserve">(имзо)</w:t>
-      </w:r>
-    </w:p>
-    <w:p>
-      <w:pPr>
-        <w:keepNext/>
-        <w:spacing w:after="60" w:before="0" w:line="276"/>
-        <w:jc w:val="left"/>
-      </w:pPr>
-      <w:r>
-        <w:rPr>
-          <w:rFonts w:ascii="Times New Roman" w:cs="Times New Roman" w:eastAsia="Times New Roman" w:hAnsi="Times New Roman"/>
-          <w:b w:val="false"/>
-          <w:bCs w:val="false"/>
-          <w:i w:val="false"/>
-          <w:iCs w:val="false"/>
-          <w:sz w:val="24"/>
-          <w:szCs w:val="24"/>
-        </w:rPr>
-        <w:t>Лавозими: {{ creditor_position_uz }}, {{ creditor_basis_uz }} асосида иш юритади</w:t>
-      </w:r>
-    </w:p>
-    <w:p>
-      <w:pPr>
-        <w:spacing w:after="400" w:before="0" w:line="276"/>
-        <w:jc w:val="left"/>
-      </w:pPr>
-      <w:r>
-        <w:rPr>
-          <w:rFonts w:ascii="Times New Roman" w:cs="Times New Roman" w:eastAsia="Times New Roman" w:hAnsi="Times New Roman"/>
-          <w:b w:val="false"/>
-          <w:bCs w:val="false"/>
-          <w:i w:val="false"/>
-          <w:iCs w:val="false"/>
-          <w:sz w:val="24"/>
-          <w:szCs w:val="24"/>
-        </w:rPr>
-        <w:t xml:space="preserve">М.Ў. (муҳр ўрни)</w:t>
       </w:r>
     </w:p>
     <w:p>

--- a/templates/legal/raspiska_ru_uz.docx
+++ b/templates/legal/raspiska_ru_uz.docx
@@ -1434,7 +1434,7 @@
     </w:p>
     <w:p>
       <w:pPr>
-        <w:spacing w:after="60" w:before="0" w:line="276"/>
+        <w:spacing w:after="400" w:before="0" w:line="276"/>
         <w:jc w:val="left"/>
       </w:pPr>
       <w:r>
@@ -3003,7 +3003,7 @@
     </w:p>
     <w:p>
       <w:pPr>
-        <w:spacing w:after="60" w:before="0" w:line="276"/>
+        <w:spacing w:after="400" w:before="0" w:line="276"/>
         <w:jc w:val="left"/>
       </w:pPr>
       <w:r>
